--- a/Captura del pop-Respuesta.docx
+++ b/Captura del pop-Respuesta.docx
@@ -13,11 +13,15 @@
         <w:br/>
       </w:r>
       <w:r>
+        <w:rPr>
+          <w:noProof/>
+        </w:rPr>
+        <w:lastRenderedPageBreak/>
         <w:drawing>
-          <wp:inline distT="0" distB="0" distL="0" distR="0" wp14:anchorId="684F177A" wp14:editId="538136BB">
-            <wp:extent cx="5612130" cy="3721735"/>
-            <wp:effectExtent l="0" t="0" r="7620" b="0"/>
-            <wp:docPr id="1400492822" name="Imagen 1"/>
+          <wp:inline distT="0" distB="0" distL="0" distR="0" wp14:anchorId="11DEF248" wp14:editId="29B1F05F">
+            <wp:extent cx="5029284" cy="8862060"/>
+            <wp:effectExtent l="0" t="0" r="0" b="0"/>
+            <wp:docPr id="1045498011" name="Imagen 1"/>
             <wp:cNvGraphicFramePr>
               <a:graphicFrameLocks xmlns:a="http://schemas.openxmlformats.org/drawingml/2006/main" noChangeAspect="1"/>
             </wp:cNvGraphicFramePr>
@@ -25,23 +29,36 @@
               <a:graphicData uri="http://schemas.openxmlformats.org/drawingml/2006/picture">
                 <pic:pic xmlns:pic="http://schemas.openxmlformats.org/drawingml/2006/picture">
                   <pic:nvPicPr>
-                    <pic:cNvPr id="1400492822" name=""/>
-                    <pic:cNvPicPr/>
+                    <pic:cNvPr id="0" name="Picture 1"/>
+                    <pic:cNvPicPr>
+                      <a:picLocks noChangeAspect="1" noChangeArrowheads="1"/>
+                    </pic:cNvPicPr>
                   </pic:nvPicPr>
                   <pic:blipFill>
-                    <a:blip r:embed="rId4"/>
+                    <a:blip r:embed="rId4">
+                      <a:extLst>
+                        <a:ext uri="{28A0092B-C50C-407E-A947-70E740481C1C}">
+                          <a14:useLocalDpi xmlns:a14="http://schemas.microsoft.com/office/drawing/2010/main" val="0"/>
+                        </a:ext>
+                      </a:extLst>
+                    </a:blip>
+                    <a:srcRect/>
                     <a:stretch>
                       <a:fillRect/>
                     </a:stretch>
                   </pic:blipFill>
-                  <pic:spPr>
+                  <pic:spPr bwMode="auto">
                     <a:xfrm>
                       <a:off x="0" y="0"/>
-                      <a:ext cx="5612130" cy="3721735"/>
+                      <a:ext cx="5031780" cy="8866458"/>
                     </a:xfrm>
                     <a:prstGeom prst="rect">
                       <a:avLst/>
                     </a:prstGeom>
+                    <a:noFill/>
+                    <a:ln>
+                      <a:noFill/>
+                    </a:ln>
                   </pic:spPr>
                 </pic:pic>
               </a:graphicData>
@@ -686,6 +703,7 @@
   <w:style w:type="character" w:default="1" w:styleId="Fuentedeprrafopredeter">
     <w:name w:val="Default Paragraph Font"/>
     <w:uiPriority w:val="1"/>
+    <w:semiHidden/>
     <w:unhideWhenUsed/>
   </w:style>
   <w:style w:type="table" w:default="1" w:styleId="Tablanormal">

--- a/Captura del pop-Respuesta.docx
+++ b/Captura del pop-Respuesta.docx
@@ -15,12 +15,12 @@
       <w:r>
         <w:rPr>
           <w:noProof/>
+          <w:u w:val="single"/>
         </w:rPr>
-        <w:lastRenderedPageBreak/>
         <w:drawing>
-          <wp:inline distT="0" distB="0" distL="0" distR="0" wp14:anchorId="11DEF248" wp14:editId="29B1F05F">
-            <wp:extent cx="5029284" cy="8862060"/>
-            <wp:effectExtent l="0" t="0" r="0" b="0"/>
+          <wp:inline distT="0" distB="0" distL="0" distR="0" wp14:anchorId="11DEF248" wp14:editId="60F61A21">
+            <wp:extent cx="4207563" cy="7414112"/>
+            <wp:effectExtent l="0" t="0" r="2540" b="0"/>
             <wp:docPr id="1045498011" name="Imagen 1"/>
             <wp:cNvGraphicFramePr>
               <a:graphicFrameLocks xmlns:a="http://schemas.openxmlformats.org/drawingml/2006/main" noChangeAspect="1"/>
@@ -50,7 +50,7 @@
                   <pic:spPr bwMode="auto">
                     <a:xfrm>
                       <a:off x="0" y="0"/>
-                      <a:ext cx="5031780" cy="8866458"/>
+                      <a:ext cx="4214379" cy="7426123"/>
                     </a:xfrm>
                     <a:prstGeom prst="rect">
                       <a:avLst/>
@@ -70,6 +70,7 @@
     <w:p/>
     <w:p>
       <w:r>
+        <w:lastRenderedPageBreak/>
         <w:t>Respuesta a la pregunta:</w:t>
       </w:r>
       <w:r>

--- a/Captura del pop-Respuesta.docx
+++ b/Captura del pop-Respuesta.docx
@@ -35,7 +35,7 @@
                     </pic:cNvPicPr>
                   </pic:nvPicPr>
                   <pic:blipFill>
-                    <a:blip r:embed="rId4">
+                    <a:blip r:embed="rId5">
                       <a:extLst>
                         <a:ext uri="{28A0092B-C50C-407E-A947-70E740481C1C}">
                           <a14:useLocalDpi xmlns:a14="http://schemas.microsoft.com/office/drawing/2010/main" val="0"/>
@@ -79,7 +79,79 @@
     </w:p>
     <w:p>
       <w:r>
-        <w:t xml:space="preserve">Una aplicación que pide ubicaciones y guarda ubicaciones revela más sobre mí de lo que, a simple vista, parece capaz: suficientes puntos de datos pueden determinar con precisión dónde vivo, dónde trabajo y alrededor de qué hora salgo de casa o si estoy viajando. Y esto no es porque alguien mire un punto en el mapa, sino porque estos patrones caen en manos de terceros debido a una brecha de seguridad o porque me rastrean en una ubicación desconocida. Yo pediría permiso de forma explícita y solo en el momento en que sea absolutamente necesario, nunca en segundo plano sin avisar; almacenaría la mínima cantidad de datos solo para que funcione una función; y, si esos datos se guardaran, se cifrarían; y tendría una fecha de caducidad para que no dejes por ahí basura para siempre. También quería permitir que el usuario pudiera ver, exportar o eliminar su ubicación en cualquier momento que quisiera—igual que cómo este proyecto ya guarda los vértices localmente en el navegador usando </w:t>
+        <w:t>Las aplicaciones de ubicación revelan rutinas muy personales (hogar, trabajo, horarios), lo que representa un grave riesgo de privacidad si los datos caen en manos de terceros. Para evitarlo, el diseño de la aplicación debe centrarse en la privacidad con las siguientes medidas:</w:t>
+      </w:r>
+    </w:p>
+    <w:p>
+      <w:pPr>
+        <w:numPr>
+          <w:ilvl w:val="0"/>
+          <w:numId w:val="1"/>
+        </w:numPr>
+      </w:pPr>
+      <w:r>
+        <w:rPr>
+          <w:b/>
+          <w:bCs/>
+        </w:rPr>
+        <w:t>Permisos estrictos:</w:t>
+      </w:r>
+      <w:r>
+        <w:t xml:space="preserve"> Solicitar acceso explícito solo cuando sea indispensable, nunca en segundo plano sin avisar.</w:t>
+      </w:r>
+    </w:p>
+    <w:p>
+      <w:pPr>
+        <w:numPr>
+          <w:ilvl w:val="0"/>
+          <w:numId w:val="1"/>
+        </w:numPr>
+      </w:pPr>
+      <w:r>
+        <w:rPr>
+          <w:b/>
+          <w:bCs/>
+        </w:rPr>
+        <w:t>Minimización y seguridad:</w:t>
+      </w:r>
+      <w:r>
+        <w:t xml:space="preserve"> Almacenar solo la información mínima necesaria, cifrarla y establecer una fecha de caducidad para no guardar datos indefinidamente.</w:t>
+      </w:r>
+    </w:p>
+    <w:p>
+      <w:pPr>
+        <w:numPr>
+          <w:ilvl w:val="0"/>
+          <w:numId w:val="1"/>
+        </w:numPr>
+      </w:pPr>
+      <w:r>
+        <w:rPr>
+          <w:b/>
+          <w:bCs/>
+        </w:rPr>
+        <w:t>Control total:</w:t>
+      </w:r>
+      <w:r>
+        <w:t xml:space="preserve"> Permitir al usuario ver, exportar o eliminar su historial en cualquier momento.</w:t>
+      </w:r>
+    </w:p>
+    <w:p>
+      <w:pPr>
+        <w:numPr>
+          <w:ilvl w:val="0"/>
+          <w:numId w:val="1"/>
+        </w:numPr>
+      </w:pPr>
+      <w:r>
+        <w:rPr>
+          <w:b/>
+          <w:bCs/>
+        </w:rPr>
+        <w:t>Almacenamiento local:</w:t>
+      </w:r>
+      <w:r>
+        <w:t xml:space="preserve"> Guardar los datos en el propio dispositivo del usuario (como en </w:t>
       </w:r>
       <w:proofErr w:type="spellStart"/>
       <w:r>
@@ -87,7 +159,7 @@
       </w:r>
       <w:proofErr w:type="spellEnd"/>
       <w:r>
-        <w:t xml:space="preserve"> en lugar de enviarlos a algún servidor externo.</w:t>
+        <w:t>) en lugar de enviarlos a servidores externos.</w:t>
       </w:r>
     </w:p>
     <w:p/>
@@ -99,6 +171,163 @@
     </w:sectPr>
   </w:body>
 </w:document>
+</file>
+
+<file path=word/numbering.xml><?xml version="1.0" encoding="utf-8"?>
+<w:numbering xmlns:wpc="http://schemas.microsoft.com/office/word/2010/wordprocessingCanvas" xmlns:cx="http://schemas.microsoft.com/office/drawing/2014/chartex" xmlns:cx1="http://schemas.microsoft.com/office/drawing/2015/9/8/chartex" xmlns:cx2="http://schemas.microsoft.com/office/drawing/2015/10/21/chartex" xmlns:cx3="http://schemas.microsoft.com/office/drawing/2016/5/9/chartex" xmlns:cx4="http://schemas.microsoft.com/office/drawing/2016/5/10/chartex" xmlns:cx5="http://schemas.microsoft.com/office/drawing/2016/5/11/chartex" xmlns:cx6="http://schemas.microsoft.com/office/drawing/2016/5/12/chartex" xmlns:cx7="http://schemas.microsoft.com/office/drawing/2016/5/13/chartex" xmlns:cx8="http://schemas.microsoft.com/office/drawing/2016/5/14/chartex" xmlns:mc="http://schemas.openxmlformats.org/markup-compatibility/2006" xmlns:aink="http://schemas.microsoft.com/office/drawing/2016/ink" xmlns:am3d="http://schemas.microsoft.com/office/drawing/2017/model3d" xmlns:o="urn:schemas-microsoft-com:office:office" xmlns:oel="http://schemas.microsoft.com/office/2019/extlst" xmlns:r="http://schemas.openxmlformats.org/officeDocument/2006/relationships" xmlns:m="http://schemas.openxmlformats.org/officeDocument/2006/math" xmlns:v="urn:schemas-microsoft-com:vml" xmlns:wp14="http://schemas.microsoft.com/office/word/2010/wordprocessingDrawing" xmlns:wp="http://schemas.openxmlformats.org/drawingml/2006/wordprocessingDrawing" xmlns:w10="urn:schemas-microsoft-com:office:word" xmlns:w="http://schemas.openxmlformats.org/wordprocessingml/2006/main" xmlns:w14="http://schemas.microsoft.com/office/word/2010/wordml" xmlns:w15="http://schemas.microsoft.com/office/word/2012/wordml" xmlns:w16cex="http://schemas.microsoft.com/office/word/2018/wordml/cex" xmlns:w16cid="http://schemas.microsoft.com/office/word/2016/wordml/cid" xmlns:w16="http://schemas.microsoft.com/office/word/2018/wordml" xmlns:w16du="http://schemas.microsoft.com/office/word/2023/wordml/word16du" xmlns:w16sdtdh="http://schemas.microsoft.com/office/word/2020/wordml/sdtdatahash" xmlns:w16sdtfl="http://schemas.microsoft.com/office/word/2024/wordml/sdtformatlock" xmlns:w16se="http://schemas.microsoft.com/office/word/2015/wordml/symex" xmlns:wpg="http://schemas.microsoft.com/office/word/2010/wordprocessingGroup" xmlns:wpi="http://schemas.microsoft.com/office/word/2010/wordprocessingInk" xmlns:wne="http://schemas.microsoft.com/office/word/2006/wordml" xmlns:wps="http://schemas.microsoft.com/office/word/2010/wordprocessingShape" mc:Ignorable="w14 w15 w16se w16cid w16 w16cex w16sdtdh w16sdtfl w16du wp14">
+  <w:abstractNum w:abstractNumId="0" w15:restartNumberingAfterBreak="0">
+    <w:nsid w:val="30305EEC"/>
+    <w:multiLevelType w:val="multilevel"/>
+    <w:tmpl w:val="9CAE5156"/>
+    <w:lvl w:ilvl="0">
+      <w:start w:val="1"/>
+      <w:numFmt w:val="bullet"/>
+      <w:lvlText w:val=""/>
+      <w:lvlJc w:val="left"/>
+      <w:pPr>
+        <w:tabs>
+          <w:tab w:val="num" w:pos="720"/>
+        </w:tabs>
+        <w:ind w:left="720" w:hanging="360"/>
+      </w:pPr>
+      <w:rPr>
+        <w:rFonts w:ascii="Symbol" w:hAnsi="Symbol" w:hint="default"/>
+        <w:sz w:val="20"/>
+      </w:rPr>
+    </w:lvl>
+    <w:lvl w:ilvl="1" w:tentative="1">
+      <w:start w:val="1"/>
+      <w:numFmt w:val="bullet"/>
+      <w:lvlText w:val="o"/>
+      <w:lvlJc w:val="left"/>
+      <w:pPr>
+        <w:tabs>
+          <w:tab w:val="num" w:pos="1440"/>
+        </w:tabs>
+        <w:ind w:left="1440" w:hanging="360"/>
+      </w:pPr>
+      <w:rPr>
+        <w:rFonts w:ascii="Courier New" w:hAnsi="Courier New" w:hint="default"/>
+        <w:sz w:val="20"/>
+      </w:rPr>
+    </w:lvl>
+    <w:lvl w:ilvl="2" w:tentative="1">
+      <w:start w:val="1"/>
+      <w:numFmt w:val="bullet"/>
+      <w:lvlText w:val=""/>
+      <w:lvlJc w:val="left"/>
+      <w:pPr>
+        <w:tabs>
+          <w:tab w:val="num" w:pos="2160"/>
+        </w:tabs>
+        <w:ind w:left="2160" w:hanging="360"/>
+      </w:pPr>
+      <w:rPr>
+        <w:rFonts w:ascii="Wingdings" w:hAnsi="Wingdings" w:hint="default"/>
+        <w:sz w:val="20"/>
+      </w:rPr>
+    </w:lvl>
+    <w:lvl w:ilvl="3" w:tentative="1">
+      <w:start w:val="1"/>
+      <w:numFmt w:val="bullet"/>
+      <w:lvlText w:val=""/>
+      <w:lvlJc w:val="left"/>
+      <w:pPr>
+        <w:tabs>
+          <w:tab w:val="num" w:pos="2880"/>
+        </w:tabs>
+        <w:ind w:left="2880" w:hanging="360"/>
+      </w:pPr>
+      <w:rPr>
+        <w:rFonts w:ascii="Wingdings" w:hAnsi="Wingdings" w:hint="default"/>
+        <w:sz w:val="20"/>
+      </w:rPr>
+    </w:lvl>
+    <w:lvl w:ilvl="4" w:tentative="1">
+      <w:start w:val="1"/>
+      <w:numFmt w:val="bullet"/>
+      <w:lvlText w:val=""/>
+      <w:lvlJc w:val="left"/>
+      <w:pPr>
+        <w:tabs>
+          <w:tab w:val="num" w:pos="3600"/>
+        </w:tabs>
+        <w:ind w:left="3600" w:hanging="360"/>
+      </w:pPr>
+      <w:rPr>
+        <w:rFonts w:ascii="Wingdings" w:hAnsi="Wingdings" w:hint="default"/>
+        <w:sz w:val="20"/>
+      </w:rPr>
+    </w:lvl>
+    <w:lvl w:ilvl="5" w:tentative="1">
+      <w:start w:val="1"/>
+      <w:numFmt w:val="bullet"/>
+      <w:lvlText w:val=""/>
+      <w:lvlJc w:val="left"/>
+      <w:pPr>
+        <w:tabs>
+          <w:tab w:val="num" w:pos="4320"/>
+        </w:tabs>
+        <w:ind w:left="4320" w:hanging="360"/>
+      </w:pPr>
+      <w:rPr>
+        <w:rFonts w:ascii="Wingdings" w:hAnsi="Wingdings" w:hint="default"/>
+        <w:sz w:val="20"/>
+      </w:rPr>
+    </w:lvl>
+    <w:lvl w:ilvl="6" w:tentative="1">
+      <w:start w:val="1"/>
+      <w:numFmt w:val="bullet"/>
+      <w:lvlText w:val=""/>
+      <w:lvlJc w:val="left"/>
+      <w:pPr>
+        <w:tabs>
+          <w:tab w:val="num" w:pos="5040"/>
+        </w:tabs>
+        <w:ind w:left="5040" w:hanging="360"/>
+      </w:pPr>
+      <w:rPr>
+        <w:rFonts w:ascii="Wingdings" w:hAnsi="Wingdings" w:hint="default"/>
+        <w:sz w:val="20"/>
+      </w:rPr>
+    </w:lvl>
+    <w:lvl w:ilvl="7" w:tentative="1">
+      <w:start w:val="1"/>
+      <w:numFmt w:val="bullet"/>
+      <w:lvlText w:val=""/>
+      <w:lvlJc w:val="left"/>
+      <w:pPr>
+        <w:tabs>
+          <w:tab w:val="num" w:pos="5760"/>
+        </w:tabs>
+        <w:ind w:left="5760" w:hanging="360"/>
+      </w:pPr>
+      <w:rPr>
+        <w:rFonts w:ascii="Wingdings" w:hAnsi="Wingdings" w:hint="default"/>
+        <w:sz w:val="20"/>
+      </w:rPr>
+    </w:lvl>
+    <w:lvl w:ilvl="8" w:tentative="1">
+      <w:start w:val="1"/>
+      <w:numFmt w:val="bullet"/>
+      <w:lvlText w:val=""/>
+      <w:lvlJc w:val="left"/>
+      <w:pPr>
+        <w:tabs>
+          <w:tab w:val="num" w:pos="6480"/>
+        </w:tabs>
+        <w:ind w:left="6480" w:hanging="360"/>
+      </w:pPr>
+      <w:rPr>
+        <w:rFonts w:ascii="Wingdings" w:hAnsi="Wingdings" w:hint="default"/>
+        <w:sz w:val="20"/>
+      </w:rPr>
+    </w:lvl>
+  </w:abstractNum>
+  <w:num w:numId="1" w16cid:durableId="1626153391">
+    <w:abstractNumId w:val="0"/>
+  </w:num>
+</w:numbering>
 </file>
 
 <file path=word/styles.xml><?xml version="1.0" encoding="utf-8"?>
@@ -704,7 +933,6 @@
   <w:style w:type="character" w:default="1" w:styleId="Fuentedeprrafopredeter">
     <w:name w:val="Default Paragraph Font"/>
     <w:uiPriority w:val="1"/>
-    <w:semiHidden/>
     <w:unhideWhenUsed/>
   </w:style>
   <w:style w:type="table" w:default="1" w:styleId="Tablanormal">
